--- a/_27_EXPERIENCES__DEADWOOD_PHOBIA.docx
+++ b/_27_EXPERIENCES__DEADWOOD_PHOBIA.docx
@@ -2078,385 +2078,53 @@
       </w:r>
     </w:p>
     <w:p>
-      <w:pPr>
-        <w:keepNext w:val="0"/>
-        <w:keepLines w:val="0"/>
-        <w:pageBreakBefore w:val="0"/>
-        <w:widowControl w:val="0"/>
-        <w:pBdr>
-          <w:top w:space="0" w:sz="0" w:val="nil"/>
-          <w:left w:space="0" w:sz="0" w:val="nil"/>
-          <w:bottom w:space="0" w:sz="0" w:val="nil"/>
-          <w:right w:space="0" w:sz="0" w:val="nil"/>
-          <w:between w:space="0" w:sz="0" w:val="nil"/>
-        </w:pBdr>
-        <w:shd w:fill="auto" w:val="clear"/>
-        <w:spacing w:after="0" w:before="0" w:line="276" w:lineRule="auto"/>
-        <w:ind w:left="0" w:right="0" w:firstLine="0"/>
-        <w:jc w:val="left"/>
-        <w:rPr>
-          <w:rFonts w:ascii="Arial" w:cs="Arial" w:eastAsia="Arial" w:hAnsi="Arial"/>
-          <w:b w:val="0"/>
-          <w:bCs w:val="0"/>
-          <w:i w:val="0"/>
-          <w:iCs w:val="0"/>
-          <w:smallCaps w:val="0"/>
-          <w:strike w:val="0"/>
-          <w:color w:val="000000"/>
-          <w:sz w:val="22"/>
-          <w:szCs w:val="22"/>
-          <w:u w:val="none"/>
-          <w:shd w:fill="auto" w:val="clear"/>
-          <w:vertAlign w:val="baseline"/>
-        </w:rPr>
-      </w:pPr>
-      <w:r>
-        <w:rPr>
-          <w:rFonts w:ascii="Arial" w:cs="Arial" w:eastAsia="Arial" w:hAnsi="Arial"/>
-          <w:b w:val="0"/>
-          <w:bCs w:val="0"/>
-          <w:i w:val="0"/>
-          <w:iCs w:val="0"/>
-          <w:smallCaps w:val="0"/>
-          <w:strike w:val="0"/>
-          <w:color w:val="000000"/>
-          <w:sz w:val="22"/>
-          <w:szCs w:val="22"/>
-          <w:u w:val="none"/>
-          <w:shd w:fill="auto" w:val="clear"/>
-          <w:vertAlign w:val="baseline"/>
-          <w:rtl w:val="0"/>
-        </w:rPr>
-        <w:t xml:space="preserve">*Experience Overview*</w:t>
-      </w:r>
-    </w:p>
-    <w:p>
-      <w:pPr>
-        <w:keepNext w:val="0"/>
-        <w:keepLines w:val="0"/>
-        <w:pageBreakBefore w:val="0"/>
-        <w:widowControl w:val="0"/>
-        <w:pBdr>
-          <w:top w:space="0" w:sz="0" w:val="nil"/>
-          <w:left w:space="0" w:sz="0" w:val="nil"/>
-          <w:bottom w:space="0" w:sz="0" w:val="nil"/>
-          <w:right w:space="0" w:sz="0" w:val="nil"/>
-          <w:between w:space="0" w:sz="0" w:val="nil"/>
-        </w:pBdr>
-        <w:shd w:fill="auto" w:val="clear"/>
-        <w:spacing w:after="0" w:before="0" w:line="276" w:lineRule="auto"/>
-        <w:ind w:left="0" w:right="0" w:firstLine="0"/>
-        <w:jc w:val="left"/>
-        <w:rPr>
-          <w:rFonts w:ascii="Arial" w:cs="Arial" w:eastAsia="Arial" w:hAnsi="Arial"/>
-          <w:b w:val="0"/>
-          <w:bCs w:val="0"/>
-          <w:i w:val="0"/>
-          <w:iCs w:val="0"/>
-          <w:smallCaps w:val="0"/>
-          <w:strike w:val="0"/>
-          <w:color w:val="000000"/>
-          <w:sz w:val="22"/>
-          <w:szCs w:val="22"/>
-          <w:u w:val="none"/>
-          <w:shd w:fill="auto" w:val="clear"/>
-          <w:vertAlign w:val="baseline"/>
-        </w:rPr>
-      </w:pPr>
-      <w:r>
-        <w:rPr>
-          <w:rFonts w:ascii="Arial" w:cs="Arial" w:eastAsia="Arial" w:hAnsi="Arial"/>
-          <w:b w:val="0"/>
-          <w:bCs w:val="0"/>
-          <w:i w:val="0"/>
-          <w:iCs w:val="0"/>
-          <w:smallCaps w:val="0"/>
-          <w:strike w:val="0"/>
-          <w:color w:val="000000"/>
-          <w:sz w:val="22"/>
-          <w:szCs w:val="22"/>
-          <w:u w:val="none"/>
-          <w:shd w:fill="auto" w:val="clear"/>
-          <w:vertAlign w:val="baseline"/>
-          <w:rtl w:val="0"/>
-        </w:rPr>
-        <w:t xml:space="preserve">Deadwood Phobia is the third in the Deadwood trilogy, following Deadwood Mansion and Deadwood Valley. Deadwood Valley achieved more than 1 million tickets sold in September 2024.</w:t>
-      </w:r>
-    </w:p>
-    <w:p>
-      <w:pPr>
-        <w:keepNext w:val="0"/>
-        <w:keepLines w:val="0"/>
-        <w:pageBreakBefore w:val="0"/>
-        <w:widowControl w:val="0"/>
-        <w:pBdr>
-          <w:top w:space="0" w:sz="0" w:val="nil"/>
-          <w:left w:space="0" w:sz="0" w:val="nil"/>
-          <w:bottom w:space="0" w:sz="0" w:val="nil"/>
-          <w:right w:space="0" w:sz="0" w:val="nil"/>
-          <w:between w:space="0" w:sz="0" w:val="nil"/>
-        </w:pBdr>
-        <w:shd w:fill="auto" w:val="clear"/>
-        <w:spacing w:after="0" w:before="0" w:line="276" w:lineRule="auto"/>
-        <w:ind w:left="0" w:right="0" w:firstLine="0"/>
-        <w:jc w:val="left"/>
-        <w:rPr>
-          <w:rFonts w:ascii="Arial" w:cs="Arial" w:eastAsia="Arial" w:hAnsi="Arial"/>
-          <w:b w:val="0"/>
-          <w:bCs w:val="0"/>
-          <w:i w:val="0"/>
-          <w:iCs w:val="0"/>
-          <w:smallCaps w:val="0"/>
-          <w:strike w:val="0"/>
-          <w:color w:val="000000"/>
-          <w:sz w:val="22"/>
-          <w:szCs w:val="22"/>
-          <w:u w:val="none"/>
-          <w:shd w:fill="auto" w:val="clear"/>
-          <w:vertAlign w:val="baseline"/>
-        </w:rPr>
-      </w:pPr>
-      <w:r>
-        <w:rPr>
-          <w:rtl w:val="0"/>
-        </w:rPr>
-      </w:r>
-    </w:p>
-    <w:p>
-      <w:pPr>
-        <w:keepNext w:val="0"/>
-        <w:keepLines w:val="0"/>
-        <w:pageBreakBefore w:val="0"/>
-        <w:widowControl w:val="0"/>
-        <w:pBdr>
-          <w:top w:space="0" w:sz="0" w:val="nil"/>
-          <w:left w:space="0" w:sz="0" w:val="nil"/>
-          <w:bottom w:space="0" w:sz="0" w:val="nil"/>
-          <w:right w:space="0" w:sz="0" w:val="nil"/>
-          <w:between w:space="0" w:sz="0" w:val="nil"/>
-        </w:pBdr>
-        <w:shd w:fill="auto" w:val="clear"/>
-        <w:spacing w:after="0" w:before="0" w:line="276" w:lineRule="auto"/>
-        <w:ind w:left="0" w:right="0" w:firstLine="0"/>
-        <w:jc w:val="left"/>
-        <w:rPr>
-          <w:rFonts w:ascii="Arial" w:cs="Arial" w:eastAsia="Arial" w:hAnsi="Arial"/>
-          <w:b w:val="0"/>
-          <w:bCs w:val="0"/>
-          <w:i w:val="0"/>
-          <w:iCs w:val="0"/>
-          <w:smallCaps w:val="0"/>
-          <w:strike w:val="0"/>
-          <w:color w:val="000000"/>
-          <w:sz w:val="22"/>
-          <w:szCs w:val="22"/>
-          <w:u w:val="none"/>
-          <w:shd w:fill="auto" w:val="clear"/>
-          <w:vertAlign w:val="baseline"/>
-        </w:rPr>
-      </w:pPr>
-      <w:r>
-        <w:rPr>
-          <w:rFonts w:ascii="Arial" w:cs="Arial" w:eastAsia="Arial" w:hAnsi="Arial"/>
-          <w:b w:val="0"/>
-          <w:bCs w:val="0"/>
-          <w:i w:val="0"/>
-          <w:iCs w:val="0"/>
-          <w:smallCaps w:val="0"/>
-          <w:strike w:val="0"/>
-          <w:color w:val="000000"/>
-          <w:sz w:val="22"/>
-          <w:szCs w:val="22"/>
-          <w:u w:val="none"/>
-          <w:shd w:fill="auto" w:val="clear"/>
-          <w:vertAlign w:val="baseline"/>
-          <w:rtl w:val="0"/>
-        </w:rPr>
-        <w:t xml:space="preserve">Mission: a former medical facility called Phobia was designed to cure patients' deepest fears but became a nightmare with the arrival of a patient named Whisper. Guests must find three missing agents and bring them back alive.</w:t>
-      </w:r>
-    </w:p>
-    <w:p>
-      <w:pPr>
-        <w:keepNext w:val="0"/>
-        <w:keepLines w:val="0"/>
-        <w:pageBreakBefore w:val="0"/>
-        <w:widowControl w:val="0"/>
-        <w:pBdr>
-          <w:top w:space="0" w:sz="0" w:val="nil"/>
-          <w:left w:space="0" w:sz="0" w:val="nil"/>
-          <w:bottom w:space="0" w:sz="0" w:val="nil"/>
-          <w:right w:space="0" w:sz="0" w:val="nil"/>
-          <w:between w:space="0" w:sz="0" w:val="nil"/>
-        </w:pBdr>
-        <w:shd w:fill="auto" w:val="clear"/>
-        <w:spacing w:after="0" w:before="0" w:line="276" w:lineRule="auto"/>
-        <w:ind w:left="0" w:right="0" w:firstLine="0"/>
-        <w:jc w:val="left"/>
-        <w:rPr>
-          <w:rFonts w:ascii="Arial" w:cs="Arial" w:eastAsia="Arial" w:hAnsi="Arial"/>
-          <w:b w:val="0"/>
-          <w:bCs w:val="0"/>
-          <w:i w:val="0"/>
-          <w:iCs w:val="0"/>
-          <w:smallCaps w:val="0"/>
-          <w:strike w:val="0"/>
-          <w:color w:val="000000"/>
-          <w:sz w:val="22"/>
-          <w:szCs w:val="22"/>
-          <w:u w:val="none"/>
-          <w:shd w:fill="auto" w:val="clear"/>
-          <w:vertAlign w:val="baseline"/>
-        </w:rPr>
-      </w:pPr>
-      <w:r>
-        <w:rPr>
-          <w:rtl w:val="0"/>
-        </w:rPr>
-      </w:r>
-    </w:p>
-    <w:p>
-      <w:pPr>
-        <w:keepNext w:val="0"/>
-        <w:keepLines w:val="0"/>
-        <w:pageBreakBefore w:val="0"/>
-        <w:widowControl w:val="0"/>
-        <w:pBdr>
-          <w:top w:space="0" w:sz="0" w:val="nil"/>
-          <w:left w:space="0" w:sz="0" w:val="nil"/>
-          <w:bottom w:space="0" w:sz="0" w:val="nil"/>
-          <w:right w:space="0" w:sz="0" w:val="nil"/>
-          <w:between w:space="0" w:sz="0" w:val="nil"/>
-        </w:pBdr>
-        <w:shd w:fill="auto" w:val="clear"/>
-        <w:spacing w:after="0" w:before="0" w:line="276" w:lineRule="auto"/>
-        <w:ind w:left="0" w:right="0" w:firstLine="0"/>
-        <w:jc w:val="left"/>
-        <w:rPr>
-          <w:rFonts w:ascii="Arial" w:cs="Arial" w:eastAsia="Arial" w:hAnsi="Arial"/>
-          <w:b w:val="0"/>
-          <w:bCs w:val="0"/>
-          <w:i w:val="0"/>
-          <w:iCs w:val="0"/>
-          <w:smallCaps w:val="0"/>
-          <w:strike w:val="0"/>
-          <w:color w:val="000000"/>
-          <w:sz w:val="22"/>
-          <w:szCs w:val="22"/>
-          <w:u w:val="none"/>
-          <w:shd w:fill="auto" w:val="clear"/>
-          <w:vertAlign w:val="baseline"/>
-        </w:rPr>
-      </w:pPr>
-      <w:r>
-        <w:rPr>
-          <w:rFonts w:ascii="Arial" w:cs="Arial" w:eastAsia="Arial" w:hAnsi="Arial"/>
-          <w:b w:val="0"/>
-          <w:bCs w:val="0"/>
-          <w:i w:val="0"/>
-          <w:iCs w:val="0"/>
-          <w:smallCaps w:val="0"/>
-          <w:strike w:val="0"/>
-          <w:color w:val="000000"/>
-          <w:sz w:val="22"/>
-          <w:szCs w:val="22"/>
-          <w:u w:val="none"/>
-          <w:shd w:fill="auto" w:val="clear"/>
-          <w:vertAlign w:val="baseline"/>
-          <w:rtl w:val="0"/>
-        </w:rPr>
-        <w:t xml:space="preserve">Key features: five terrifying scenes with dynamic set pieces, best graphics in the Deadwood series, three unique boss encounters, six newly designed weapons including the automatic pistol, crossbow, and arc blaster.</w:t>
-      </w:r>
-    </w:p>
-    <w:p>
-      <w:pPr>
-        <w:keepNext w:val="0"/>
-        <w:keepLines w:val="0"/>
-        <w:pageBreakBefore w:val="0"/>
-        <w:widowControl w:val="0"/>
-        <w:pBdr>
-          <w:top w:space="0" w:sz="0" w:val="nil"/>
-          <w:left w:space="0" w:sz="0" w:val="nil"/>
-          <w:bottom w:space="0" w:sz="0" w:val="nil"/>
-          <w:right w:space="0" w:sz="0" w:val="nil"/>
-          <w:between w:space="0" w:sz="0" w:val="nil"/>
-        </w:pBdr>
-        <w:shd w:fill="auto" w:val="clear"/>
-        <w:spacing w:after="0" w:before="0" w:line="276" w:lineRule="auto"/>
-        <w:ind w:left="0" w:right="0" w:firstLine="0"/>
-        <w:jc w:val="left"/>
-        <w:rPr>
-          <w:rFonts w:ascii="Arial" w:cs="Arial" w:eastAsia="Arial" w:hAnsi="Arial"/>
-          <w:b w:val="0"/>
-          <w:bCs w:val="0"/>
-          <w:i w:val="0"/>
-          <w:iCs w:val="0"/>
-          <w:smallCaps w:val="0"/>
-          <w:strike w:val="0"/>
-          <w:color w:val="000000"/>
-          <w:sz w:val="22"/>
-          <w:szCs w:val="22"/>
-          <w:u w:val="none"/>
-          <w:shd w:fill="auto" w:val="clear"/>
-          <w:vertAlign w:val="baseline"/>
-        </w:rPr>
-      </w:pPr>
-      <w:r>
-        <w:rPr>
-          <w:rtl w:val="0"/>
-        </w:rPr>
-      </w:r>
-    </w:p>
-    <w:p>
-      <w:pPr>
-        <w:keepNext w:val="0"/>
-        <w:keepLines w:val="0"/>
-        <w:pageBreakBefore w:val="0"/>
-        <w:widowControl w:val="0"/>
-        <w:pBdr>
-          <w:top w:space="0" w:sz="0" w:val="nil"/>
-          <w:left w:space="0" w:sz="0" w:val="nil"/>
-          <w:bottom w:space="0" w:sz="0" w:val="nil"/>
-          <w:right w:space="0" w:sz="0" w:val="nil"/>
-          <w:between w:space="0" w:sz="0" w:val="nil"/>
-        </w:pBdr>
-        <w:shd w:fill="auto" w:val="clear"/>
-        <w:spacing w:after="0" w:before="0" w:line="276" w:lineRule="auto"/>
-        <w:ind w:left="0" w:right="0" w:firstLine="0"/>
-        <w:jc w:val="left"/>
-        <w:rPr>
-          <w:rFonts w:ascii="Arial" w:cs="Arial" w:eastAsia="Arial" w:hAnsi="Arial"/>
-          <w:b w:val="0"/>
-          <w:bCs w:val="0"/>
-          <w:i w:val="0"/>
-          <w:iCs w:val="0"/>
-          <w:smallCaps w:val="0"/>
-          <w:strike w:val="0"/>
-          <w:color w:val="000000"/>
-          <w:sz w:val="22"/>
-          <w:szCs w:val="22"/>
-          <w:u w:val="none"/>
-          <w:shd w:fill="auto" w:val="clear"/>
-          <w:vertAlign w:val="baseline"/>
-        </w:rPr>
-      </w:pPr>
-      <w:r>
-        <w:rPr>
-          <w:rFonts w:ascii="Arial" w:cs="Arial" w:eastAsia="Arial" w:hAnsi="Arial"/>
-          <w:b w:val="0"/>
-          <w:bCs w:val="0"/>
-          <w:i w:val="0"/>
-          <w:iCs w:val="0"/>
-          <w:smallCaps w:val="0"/>
-          <w:strike w:val="0"/>
-          <w:color w:val="000000"/>
-          <w:sz w:val="22"/>
-          <w:szCs w:val="22"/>
-          <w:u w:val="none"/>
-          <w:shd w:fill="auto" w:val="clear"/>
-          <w:vertAlign w:val="baseline"/>
-          <w:rtl w:val="0"/>
-        </w:rPr>
-        <w:t xml:space="preserve">Tutorial difference: in Deadwood Mansion and Valley, players can shoot their weapon the moment props are handed out. In Phobia, players cannot shoot until they complete the reload step in the tutorial.</w:t>
+      <w:r>
+        <w:t>*Experience Overview*</w:t>
+      </w:r>
+    </w:p>
+    <w:p>
+      <w:r>
+        <w:t>Deadwood Phobia is the third in the Deadwood trilogy, following Deadwood Mansion and Deadwood Valley. Deadwood Valley achieved more than 1 million tickets sold in September 2024.</w:t>
+      </w:r>
+    </w:p>
+    <w:p>
+      <w:r>
+        <w:t>Mission: a former medical facility called Phobia was designed to cure patients' deepest fears but became a nightmare with the arrival of a patient named Whisper. Guests must find three missing agents and bring them back alive.</w:t>
+      </w:r>
+    </w:p>
+    <w:p>
+      <w:r>
+        <w:t>Key features: five terrifying scenes with dynamic set pieces, best graphics in the Deadwood series, three unique boss encounters, six newly designed weapons including the automatic pistol, crossbow, and arc blaster.</w:t>
+      </w:r>
+    </w:p>
+    <w:p>
+      <w:r>
+        <w:t>Tutorial difference: in Deadwood Mansion and Valley, players can shoot their weapon the moment props are handed out. In Phobia, players cannot shoot until they complete the reload step in the tutorial.</w:t>
+      </w:r>
+    </w:p>
+    <w:p>
+      <w:r>
+        <w:t>*Reload Scope (Cross-Experience)*</w:t>
+      </w:r>
+    </w:p>
+    <w:p>
+      <w:r>
+        <w:t>- Reloading is required in Amber Sky 2088, all Deadwood experiences, Seekers of the Shard (crossbow), Curse of Davy Jones, and Rebel Moon.</w:t>
+      </w:r>
+    </w:p>
+    <w:p>
+      <w:r>
+        <w:t>- Rebel Moon and Deadwood Phobia have some auto-reload capability enabled, but players are still taught how to reload in the tutorial.</w:t>
+      </w:r>
+    </w:p>
+    <w:p>
+      <w:r>
+        <w:t>- DO NOT say Amber Sky has no reloading. Reloading is required in Amber Sky, all Deadwood experiences, Seekers of the Shard (crossbow), Curse of Davy Jones, and Rebel Moon.</w:t>
+      </w:r>
+    </w:p>
+    <w:p>
+      <w:r>
+        <w:t>- DO NOT say reloading is unique to Deadwood. Phobia and Rebel Moon have some auto-reload capability but players are still taught to reload in the tutorial.</w:t>
       </w:r>
     </w:p>
     <w:p>
